--- a/docs/user-manual/SI_Administrator_Guide.docx
+++ b/docs/user-manual/SI_Administrator_Guide.docx
@@ -722,13 +722,7 @@
         <w:t>raises a work order</w:t>
       </w:r>
       <w:r>
-        <w:t xml:space="preserve">. </w:t>
-      </w:r>
-      <w:r>
-        <w:t>An HOD or Administrator assigns it to a technician</w:t>
-      </w:r>
-      <w:r>
-        <w:t xml:space="preserve">, the technician </w:t>
+        <w:t xml:space="preserve">. An HOD or Administrator assigns it to a technician, the technician </w:t>
       </w:r>
       <w:r>
         <w:rPr>
@@ -1118,21 +1112,7 @@
                 <w:sz w:val="19"/>
                 <w:szCs w:val="19"/>
               </w:rPr>
-              <w:t xml:space="preserve"> roles. </w:t>
-            </w:r>
-            <w:r>
-              <w:rPr>
-                <w:sz w:val="19"/>
-                <w:szCs w:val="19"/>
-              </w:rPr>
-              <w:t>HODs assign technicians and sign off closed work orders, and Supervisors and Managers oversee the work.</w:t>
-            </w:r>
-            <w:r>
-              <w:rPr>
-                <w:sz w:val="19"/>
-                <w:szCs w:val="19"/>
-              </w:rPr>
-              <w:t xml:space="preserve"> One person can hold more than one role — for example Requester + Technician — and then gets everything both roles allow.</w:t>
+              <w:t xml:space="preserve"> roles. HODs assign technicians and sign off closed work orders, and Supervisors and Managers oversee the work. One person can hold more than one role — for example Requester + Technician — and then gets everything both roles allow.</w:t>
             </w:r>
           </w:p>
         </w:tc>
@@ -5228,21 +5208,7 @@
                 <w:sz w:val="18"/>
                 <w:szCs w:val="18"/>
               </w:rPr>
-              <w:t xml:space="preserve">Who the job is assigned to. </w:t>
-            </w:r>
-            <w:r>
-              <w:rPr>
-                <w:sz w:val="18"/>
-                <w:szCs w:val="18"/>
-              </w:rPr>
-              <w:t>HODs and Administrators assign and reassign here</w:t>
-            </w:r>
-            <w:r>
-              <w:rPr>
-                <w:sz w:val="18"/>
-                <w:szCs w:val="18"/>
-              </w:rPr>
-              <w:t>, until the job is completed. After that the Assign buttons are greyed out.</w:t>
+              <w:t xml:space="preserve">Who the job is assigned to. HODs and Administrators assign and reassign here, until the job is completed. After that the Assign buttons are greyed out.</w:t>
             </w:r>
           </w:p>
         </w:tc>
@@ -7376,7 +7342,7 @@
         </w:rPr>
         <w:drawing>
           <wp:inline distT="0" distB="0" distL="0" distR="0" wp14:anchorId="16186A70" wp14:editId="41B81983">
-            <wp:extent cx="3619500" cy="6076950"/>
+            <wp:extent cx="3619500" cy="5561292"/>
             <wp:effectExtent l="19050" t="19050" r="19050" b="19050"/>
             <wp:docPr id="1076513871" name="Picture 1076513871"/>
             <wp:cNvGraphicFramePr>
@@ -7401,7 +7367,7 @@
                   <pic:spPr bwMode="auto">
                     <a:xfrm>
                       <a:off x="0" y="0"/>
-                      <a:ext cx="3619500" cy="6076950"/>
+                      <a:ext cx="3619500" cy="5561292"/>
                     </a:xfrm>
                     <a:prstGeom prst="rect">
                       <a:avLst/>
@@ -7441,7 +7407,7 @@
           <w:sz w:val="16"/>
           <w:szCs w:val="16"/>
         </w:rPr>
-        <w:t xml:space="preserve"> — Extend SLA offers more time at the same priority, or a re-grade to a less urgent one.</w:t>
+        <w:t xml:space="preserve"> — Extend SLA: pick how much time to add. The priority stays the same.</w:t>
       </w:r>
     </w:p>
     <w:p>
@@ -7489,10 +7455,10 @@
           <w:bCs/>
           <w:color w:val="0B1A3A"/>
         </w:rPr>
-        <w:t>Give it more time</w:t>
-      </w:r>
-      <w:r>
-        <w:t xml:space="preserve"> — adds another full stage window at the </w:t>
+        <w:t xml:space="preserve">Pick how much time to add.</w:t>
+      </w:r>
+      <w:r>
+        <w:t xml:space="preserve"> Each option is named by a priority and adds that priority's full time — for example </w:t>
       </w:r>
       <w:r>
         <w:rPr>
@@ -7500,10 +7466,32 @@
           <w:bCs/>
           <w:color w:val="0B1A3A"/>
         </w:rPr>
-        <w:t>same</w:t>
-      </w:r>
-      <w:r>
-        <w:t xml:space="preserve"> priority. Use this when the job is correctly graded but genuinely needs longer. You can do it more than once — SI warns you, in red, how many times it has already been extended.</w:t>
+        <w:t xml:space="preserve">P7</w:t>
+      </w:r>
+      <w:r>
+        <w:t xml:space="preserve"> adds 15 days and </w:t>
+      </w:r>
+      <w:r>
+        <w:rPr>
+          <w:b/>
+          <w:bCs/>
+          <w:color w:val="0B1A3A"/>
+        </w:rPr>
+        <w:t xml:space="preserve">P8</w:t>
+      </w:r>
+      <w:r>
+        <w:t xml:space="preserve"> adds 30 days. The job's own priority is pre-selected, and every option shows its </w:t>
+      </w:r>
+      <w:r>
+        <w:rPr>
+          <w:b/>
+          <w:bCs/>
+          <w:color w:val="0B1A3A"/>
+        </w:rPr>
+        <w:t xml:space="preserve">new deadline</w:t>
+      </w:r>
+      <w:r>
+        <w:t xml:space="preserve">.</w:t>
       </w:r>
     </w:p>
     <w:p>
@@ -7516,15 +7504,18 @@
         <w:spacing w:after="80"/>
       </w:pPr>
       <w:r>
+        <w:t xml:space="preserve">The </w:t>
+      </w:r>
+      <w:r>
         <w:rPr>
           <w:b/>
           <w:bCs/>
           <w:color w:val="0B1A3A"/>
         </w:rPr>
-        <w:t>Re-grade</w:t>
-      </w:r>
-      <w:r>
-        <w:t xml:space="preserve"> — moves the job to a less urgent priority, which gives the current stage that priority's longer window. </w:t>
+        <w:t xml:space="preserve">priority does not change</w:t>
+      </w:r>
+      <w:r>
+        <w:t xml:space="preserve"> — only the stage the job is in gets more time. If the job was graded wrongly, use </w:t>
       </w:r>
       <w:r>
         <w:rPr>
@@ -7532,10 +7523,10 @@
           <w:bCs/>
           <w:color w:val="0B1A3A"/>
         </w:rPr>
-        <w:t>Suggested</w:t>
-      </w:r>
-      <w:r>
-        <w:t xml:space="preserve"> marks the option that best fits.</w:t>
+        <w:t xml:space="preserve">Change priority</w:t>
+      </w:r>
+      <w:r>
+        <w:t xml:space="preserve"> instead.</w:t>
       </w:r>
     </w:p>
     <w:p>
@@ -7548,7 +7539,7 @@
         <w:spacing w:after="80"/>
       </w:pPr>
       <w:r>
-        <w:t xml:space="preserve">Options marked </w:t>
+        <w:t xml:space="preserve">If the stage is already overdue, the time counts </w:t>
       </w:r>
       <w:r>
         <w:rPr>
@@ -7556,10 +7547,10 @@
           <w:bCs/>
           <w:color w:val="0B1A3A"/>
         </w:rPr>
-        <w:t>still overdue</w:t>
-      </w:r>
-      <w:r>
-        <w:t xml:space="preserve"> would still leave the job late.</w:t>
+        <w:t xml:space="preserve">from now</w:t>
+      </w:r>
+      <w:r>
+        <w:t xml:space="preserve">, so the job always gets the full amount you picked.</w:t>
       </w:r>
     </w:p>
     <w:p>
@@ -7580,10 +7571,45 @@
           <w:bCs/>
           <w:color w:val="0B1A3A"/>
         </w:rPr>
-        <w:t>Yes, extend…</w:t>
-      </w:r>
-      <w:r>
-        <w:t xml:space="preserve"> to confirm. It is recorded with your name, and the technician and requester are notified. Stages already missed stay recorded as missed — extending gives time from now on, it does not erase history.</w:t>
+        <w:t xml:space="preserve">Extend by…</w:t>
+      </w:r>
+      <w:r>
+        <w:t xml:space="preserve"> to confirm. The timeline records how much time was added and by whom, and the technician and requester are notified.</w:t>
+      </w:r>
+    </w:p>
+    <w:p>
+      <w:pPr>
+        <w:pStyle w:val="ListParagraph"/>
+        <w:numPr>
+          <w:ilvl w:val="0"/>
+          <w:numId w:val="4"/>
+        </w:numPr>
+        <w:spacing w:after="80"/>
+      </w:pPr>
+      <w:r>
+        <w:t xml:space="preserve">If the job then finishes within the new deadline, its SLA targets show </w:t>
+      </w:r>
+      <w:r>
+        <w:rPr>
+          <w:b/>
+          <w:bCs/>
+          <w:color w:val="0B1A3A"/>
+        </w:rPr>
+        <w:t xml:space="preserve">Extended</w:t>
+      </w:r>
+      <w:r>
+        <w:t xml:space="preserve"> instead of Missed. If it misses the new deadline too, it is </w:t>
+      </w:r>
+      <w:r>
+        <w:rPr>
+          <w:b/>
+          <w:bCs/>
+          <w:color w:val="0B1A3A"/>
+        </w:rPr>
+        <w:t xml:space="preserve">breached as usual</w:t>
+      </w:r>
+      <w:r>
+        <w:t xml:space="preserve"> and can be extended again — from the second time on, SI warns you in red how many times it has been extended.</w:t>
       </w:r>
     </w:p>
     <w:p>
@@ -7794,10 +7820,7 @@
         <w:t>Delete permanently</w:t>
       </w:r>
       <w:r>
-        <w:t xml:space="preserve">. By default only Administrators can delete. </w:t>
-      </w:r>
-      <w:r>
-        <w:t xml:space="preserve">The </w:t>
+        <w:t xml:space="preserve">. By default only Administrators can delete. The </w:t>
       </w:r>
       <w:r>
         <w:rPr>
@@ -7806,10 +7829,7 @@
         <w:t>★</w:t>
       </w:r>
       <w:r>
-        <w:t xml:space="preserve"> app developer can allow</w:t>
-      </w:r>
-      <w:r>
-        <w:t xml:space="preserve"> other roles in </w:t>
+        <w:t xml:space="preserve"> app developer can allow other roles in </w:t>
       </w:r>
       <w:r>
         <w:rPr>
@@ -8419,35 +8439,7 @@
                 <w:sz w:val="19"/>
                 <w:szCs w:val="19"/>
               </w:rPr>
-              <w:t xml:space="preserve"> yours (Requester → Technician → </w:t>
-            </w:r>
-            <w:r>
-              <w:rPr>
-                <w:sz w:val="19"/>
-                <w:szCs w:val="19"/>
-              </w:rPr>
-              <w:t>Supervisor → HOD → Manager → Administrator)</w:t>
-            </w:r>
-            <w:r>
-              <w:rPr>
-                <w:sz w:val="19"/>
-                <w:szCs w:val="19"/>
-              </w:rPr>
-              <w:t xml:space="preserve">. Administrators cannot edit other Administrators, </w:t>
-            </w:r>
-            <w:r>
-              <w:rPr>
-                <w:sz w:val="19"/>
-                <w:szCs w:val="19"/>
-              </w:rPr>
-              <w:t>and only the app developer can create one. Accounts the app developer manages show</w:t>
-            </w:r>
-            <w:r>
-              <w:rPr>
-                <w:sz w:val="19"/>
-                <w:szCs w:val="19"/>
-              </w:rPr>
-              <w:t xml:space="preserve"> "administered only from Supabase" and have no buttons.</w:t>
+              <w:t xml:space="preserve"> yours (Requester → Technician → Supervisor → HOD → Manager → Administrator). Administrators cannot edit other Administrators, and only the app developer can create one. Accounts the app developer manages show "administered only from Supabase" and have no buttons.</w:t>
             </w:r>
           </w:p>
         </w:tc>
@@ -8984,10 +8976,7 @@
         <w:t>Email</w:t>
       </w:r>
       <w:r>
-        <w:t xml:space="preserve"> takes effect immediately — only </w:t>
-      </w:r>
-      <w:r>
-        <w:t xml:space="preserve">the </w:t>
+        <w:t xml:space="preserve"> takes effect immediately — only the </w:t>
       </w:r>
       <w:r>
         <w:rPr>
@@ -8996,10 +8985,7 @@
         <w:t>★</w:t>
       </w:r>
       <w:r>
-        <w:t xml:space="preserve"> app developer</w:t>
-      </w:r>
-      <w:r>
-        <w:t xml:space="preserve"> can do this for other people.</w:t>
+        <w:t xml:space="preserve"> app developer can do this for other people.</w:t>
       </w:r>
     </w:p>
     <w:p>
@@ -9095,10 +9081,7 @@
         <w:spacing w:after="140"/>
       </w:pPr>
       <w:r>
-        <w:t xml:space="preserve">When somebody has forgotten their password, </w:t>
-      </w:r>
-      <w:r>
-        <w:t xml:space="preserve">ask the </w:t>
+        <w:t xml:space="preserve">When somebody has forgotten their password, ask the </w:t>
       </w:r>
       <w:r>
         <w:rPr>
@@ -9107,10 +9090,7 @@
         <w:t>★</w:t>
       </w:r>
       <w:r>
-        <w:t xml:space="preserve"> app developer. They press Password and set a temporary password. Pass it on</w:t>
-      </w:r>
-      <w:r>
-        <w:t xml:space="preserve"> to the person yourself — SI does not send it. They must replace it the next time they sign in, and can do nothing else until they do.</w:t>
+        <w:t xml:space="preserve"> app developer. They press Password and set a temporary password. Pass it on to the person yourself — SI does not send it. They must replace it the next time they sign in, and can do nothing else until they do.</w:t>
       </w:r>
     </w:p>
     <w:p>
@@ -10761,15 +10741,7 @@
                 <w:sz w:val="19"/>
                 <w:szCs w:val="19"/>
               </w:rPr>
-              <w:t xml:space="preserve">Ask </w:t>
-            </w:r>
-            <w:r>
-              <w:rPr>
-                <w:color w:val="4B5563"/>
-                <w:sz w:val="19"/>
-                <w:szCs w:val="19"/>
-              </w:rPr>
-              <w:t xml:space="preserve">the </w:t>
+              <w:t xml:space="preserve">Ask the </w:t>
             </w:r>
             <w:r>
               <w:rPr>
@@ -10786,15 +10758,7 @@
                 <w:sz w:val="19"/>
                 <w:szCs w:val="19"/>
               </w:rPr>
-              <w:t xml:space="preserve"> app developer</w:t>
-            </w:r>
-            <w:r>
-              <w:rPr>
-                <w:color w:val="4B5563"/>
-                <w:sz w:val="19"/>
-                <w:szCs w:val="19"/>
-              </w:rPr>
-              <w:t xml:space="preserve"> to set a temporary password with </w:t>
+              <w:t xml:space="preserve"> app developer to set a temporary password with </w:t>
             </w:r>
             <w:r>
               <w:rPr>
@@ -11240,7 +11204,7 @@
                 <w:sz w:val="19"/>
                 <w:szCs w:val="19"/>
               </w:rPr>
-              <w:t xml:space="preserve"> with a reason. If it just needs more time at the same priority, use </w:t>
+              <w:t xml:space="preserve"> with a reason. If it just needs more time, use </w:t>
             </w:r>
             <w:r>
               <w:rPr>
@@ -11250,7 +11214,7 @@
                 <w:sz w:val="19"/>
                 <w:szCs w:val="19"/>
               </w:rPr>
-              <w:t>Extend SLA → Give it more time</w:t>
+              <w:t>Extend SLA</w:t>
             </w:r>
             <w:r>
               <w:rPr>
@@ -13538,13 +13502,7 @@
         <w:spacing w:after="140"/>
       </w:pPr>
       <w:r>
-        <w:t xml:space="preserve">¹ Unless the account also holds the Requester role.  ² Some actions are </w:t>
-      </w:r>
-      <w:r>
-        <w:t>for the app developer only</w:t>
-      </w:r>
-      <w:r>
-        <w:t xml:space="preserve"> — see the Administrator guide.</w:t>
+        <w:t xml:space="preserve">¹ Unless the account also holds the Requester role.  ² Some actions are for the app developer only — see the Administrator guide.</w:t>
       </w:r>
     </w:p>
     <w:p>
@@ -14009,7 +13967,7 @@
                 <w:sz w:val="18"/>
                 <w:szCs w:val="18"/>
               </w:rPr>
-              <w:t>At risk / Breached</w:t>
+              <w:t>At risk / Breached / Extended</w:t>
             </w:r>
           </w:p>
         </w:tc>
@@ -14030,7 +13988,7 @@
                 <w:sz w:val="18"/>
                 <w:szCs w:val="18"/>
               </w:rPr>
-              <w:t>A stage in its last quarter of time / a stage that ran out of time.</w:t>
+              <w:t>A stage in its last quarter of time / a stage that ran out of time / a stage an Administrator gave more time, while it is within its new deadline.</w:t>
             </w:r>
           </w:p>
         </w:tc>
